--- a/docs/manuel/chapitre-02-utilisateurs-roles-et-pouvoirs.docx
+++ b/docs/manuel/chapitre-02-utilisateurs-roles-et-pouvoirs.docx
@@ -322,7 +322,7 @@
                 <w:sz w:val="20"/>
                 <w:szCs w:val="20"/>
               </w:rPr>
-              <w:t xml:space="preserve">2.101.303</w:t>
+              <w:t xml:space="preserve">2.101.305</w:t>
             </w:r>
           </w:p>
         </w:tc>
@@ -3357,26 +3357,19 @@
           <w:p>
             <w:r>
               <w:rPr>
+                <w:b/>
+                <w:bCs/>
                 <w:sz w:val="20"/>
                 <w:szCs w:val="20"/>
               </w:rPr>
-              <w:t xml:space="preserve">Les </w:t>
-            </w:r>
-            <w:r>
-              <w:rPr>
-                <w:b/>
-                <w:bCs/>
+              <w:t xml:space="preserve">6 caractères pris dans les chiffres de son numéro et les lettres de son nom</w:t>
+            </w:r>
+            <w:r>
+              <w:rPr>
                 <w:sz w:val="20"/>
                 <w:szCs w:val="20"/>
               </w:rPr>
-              <w:t xml:space="preserve">4 derniers chiffres du numéro + les 2 premières lettres du nom</w:t>
-            </w:r>
-            <w:r>
-              <w:rPr>
-                <w:sz w:val="20"/>
-                <w:szCs w:val="20"/>
-              </w:rPr>
-              <w:t xml:space="preserve">. L'identifiant, c'est le nom ; si un autre client le porte déjà, l'application y accole des chiffres du numéro. Les deux s'affichent en bleu avant même de cliquer.</w:t>
+              <w:t xml:space="preserve">, mélangés toujours de la même façon pour ce client — donc recalculables, jamais écrits en clair. L'identifiant, c'est le nom ; si un autre client le porte déjà, l'application y accole des chiffres du numéro. Les deux s'affichent en bleu avant même de cliquer.</w:t>
             </w:r>
           </w:p>
         </w:tc>
@@ -10931,7 +10924,7 @@
         <w:sz w:val="14"/>
         <w:szCs w:val="14"/>
       </w:rPr>
-      <w:t xml:space="preserve">Version 2.101.303 de l'application  ·  22 septembre 2026  ·  document interne BMI Togo</w:t>
+      <w:t xml:space="preserve">Version 2.101.305 de l'application  ·  22 septembre 2026  ·  document interne BMI Togo</w:t>
     </w:r>
   </w:p>
 </w:ftr>

--- a/docs/manuel/chapitre-02-utilisateurs-roles-et-pouvoirs.docx
+++ b/docs/manuel/chapitre-02-utilisateurs-roles-et-pouvoirs.docx
@@ -10701,7 +10701,7 @@
       </w:tblGrid>
       <w:tr>
         <w:trPr>
-          <w:trHeight w:val="1700" w:hRule="atLeast"/>
+          <w:trHeight w:val="1400" w:hRule="atLeast"/>
         </w:trPr>
         <w:tc>
           <w:tcPr>
@@ -10735,7 +10735,8 @@
     </w:p>
     <w:p>
       <w:pPr>
-        <w:spacing w:after="300"/>
+        <w:keepNext/>
+        <w:spacing w:after="240"/>
       </w:pPr>
       <w:r>
         <w:rPr>

--- a/docs/manuel/chapitre-02-utilisateurs-roles-et-pouvoirs.docx
+++ b/docs/manuel/chapitre-02-utilisateurs-roles-et-pouvoirs.docx
@@ -322,7 +322,7 @@
                 <w:sz w:val="20"/>
                 <w:szCs w:val="20"/>
               </w:rPr>
-              <w:t xml:space="preserve">2.101.305</w:t>
+              <w:t xml:space="preserve">2.101.306</w:t>
             </w:r>
           </w:p>
         </w:tc>
@@ -10925,7 +10925,7 @@
         <w:sz w:val="14"/>
         <w:szCs w:val="14"/>
       </w:rPr>
-      <w:t xml:space="preserve">Version 2.101.305 de l'application  ·  22 septembre 2026  ·  document interne BMI Togo</w:t>
+      <w:t xml:space="preserve">Version 2.101.306 de l'application  ·  22 septembre 2026  ·  document interne BMI Togo</w:t>
     </w:r>
   </w:p>
 </w:ftr>

--- a/docs/manuel/chapitre-02-utilisateurs-roles-et-pouvoirs.docx
+++ b/docs/manuel/chapitre-02-utilisateurs-roles-et-pouvoirs.docx
@@ -368,7 +368,7 @@
                 <w:sz w:val="20"/>
                 <w:szCs w:val="20"/>
               </w:rPr>
-              <w:t xml:space="preserve">22 septembre 2026</w:t>
+              <w:t xml:space="preserve">23 septembre 2026</w:t>
             </w:r>
           </w:p>
         </w:tc>
@@ -10925,7 +10925,7 @@
         <w:sz w:val="14"/>
         <w:szCs w:val="14"/>
       </w:rPr>
-      <w:t xml:space="preserve">Version 2.101.306 de l'application  ·  22 septembre 2026  ·  document interne BMI Togo</w:t>
+      <w:t xml:space="preserve">Version 2.101.306 de l'application  ·  23 septembre 2026  ·  document interne BMI Togo</w:t>
     </w:r>
   </w:p>
 </w:ftr>

--- a/docs/manuel/chapitre-02-utilisateurs-roles-et-pouvoirs.docx
+++ b/docs/manuel/chapitre-02-utilisateurs-roles-et-pouvoirs.docx
@@ -322,7 +322,7 @@
                 <w:sz w:val="20"/>
                 <w:szCs w:val="20"/>
               </w:rPr>
-              <w:t xml:space="preserve">2.101.306</w:t>
+              <w:t xml:space="preserve">2.101.311</w:t>
             </w:r>
           </w:p>
         </w:tc>
@@ -10925,7 +10925,7 @@
         <w:sz w:val="14"/>
         <w:szCs w:val="14"/>
       </w:rPr>
-      <w:t xml:space="preserve">Version 2.101.306 de l'application  ·  23 septembre 2026  ·  document interne BMI Togo</w:t>
+      <w:t xml:space="preserve">Version 2.101.311 de l'application  ·  23 septembre 2026  ·  document interne BMI Togo</w:t>
     </w:r>
   </w:p>
 </w:ftr>

--- a/docs/manuel/chapitre-02-utilisateurs-roles-et-pouvoirs.docx
+++ b/docs/manuel/chapitre-02-utilisateurs-roles-et-pouvoirs.docx
@@ -322,7 +322,7 @@
                 <w:sz w:val="20"/>
                 <w:szCs w:val="20"/>
               </w:rPr>
-              <w:t xml:space="preserve">2.101.311</w:t>
+              <w:t xml:space="preserve">2.101.346</w:t>
             </w:r>
           </w:p>
         </w:tc>
@@ -368,7 +368,7 @@
                 <w:sz w:val="20"/>
                 <w:szCs w:val="20"/>
               </w:rPr>
-              <w:t xml:space="preserve">23 septembre 2026</w:t>
+              <w:t xml:space="preserve">25 septembre 2026</w:t>
             </w:r>
           </w:p>
         </w:tc>
@@ -10925,7 +10925,7 @@
         <w:sz w:val="14"/>
         <w:szCs w:val="14"/>
       </w:rPr>
-      <w:t xml:space="preserve">Version 2.101.311 de l'application  ·  23 septembre 2026  ·  document interne BMI Togo</w:t>
+      <w:t xml:space="preserve">Version 2.101.346 de l'application  ·  25 septembre 2026  ·  document interne BMI Togo</w:t>
     </w:r>
   </w:p>
 </w:ftr>

--- a/docs/manuel/chapitre-02-utilisateurs-roles-et-pouvoirs.docx
+++ b/docs/manuel/chapitre-02-utilisateurs-roles-et-pouvoirs.docx
@@ -322,7 +322,7 @@
                 <w:sz w:val="20"/>
                 <w:szCs w:val="20"/>
               </w:rPr>
-              <w:t xml:space="preserve">2.101.346</w:t>
+              <w:t xml:space="preserve">2.101.358</w:t>
             </w:r>
           </w:p>
         </w:tc>
@@ -368,7 +368,7 @@
                 <w:sz w:val="20"/>
                 <w:szCs w:val="20"/>
               </w:rPr>
-              <w:t xml:space="preserve">25 septembre 2026</w:t>
+              <w:t xml:space="preserve">27 septembre 2026</w:t>
             </w:r>
           </w:p>
         </w:tc>
@@ -10925,7 +10925,7 @@
         <w:sz w:val="14"/>
         <w:szCs w:val="14"/>
       </w:rPr>
-      <w:t xml:space="preserve">Version 2.101.346 de l'application  ·  25 septembre 2026  ·  document interne BMI Togo</w:t>
+      <w:t xml:space="preserve">Version 2.101.358 de l'application  ·  27 septembre 2026  ·  document interne BMI Togo</w:t>
     </w:r>
   </w:p>
 </w:ftr>

--- a/docs/manuel/chapitre-02-utilisateurs-roles-et-pouvoirs.docx
+++ b/docs/manuel/chapitre-02-utilisateurs-roles-et-pouvoirs.docx
@@ -322,7 +322,7 @@
                 <w:sz w:val="20"/>
                 <w:szCs w:val="20"/>
               </w:rPr>
-              <w:t xml:space="preserve">2.101.358</w:t>
+              <w:t xml:space="preserve">2.101.376</w:t>
             </w:r>
           </w:p>
         </w:tc>
@@ -368,7 +368,7 @@
                 <w:sz w:val="20"/>
                 <w:szCs w:val="20"/>
               </w:rPr>
-              <w:t xml:space="preserve">27 septembre 2026</w:t>
+              <w:t xml:space="preserve">29 septembre 2026</w:t>
             </w:r>
           </w:p>
         </w:tc>
@@ -10925,7 +10925,7 @@
         <w:sz w:val="14"/>
         <w:szCs w:val="14"/>
       </w:rPr>
-      <w:t xml:space="preserve">Version 2.101.358 de l'application  ·  27 septembre 2026  ·  document interne BMI Togo</w:t>
+      <w:t xml:space="preserve">Version 2.101.376 de l'application  ·  29 septembre 2026  ·  document interne BMI Togo</w:t>
     </w:r>
   </w:p>
 </w:ftr>

--- a/docs/manuel/chapitre-02-utilisateurs-roles-et-pouvoirs.docx
+++ b/docs/manuel/chapitre-02-utilisateurs-roles-et-pouvoirs.docx
@@ -322,7 +322,7 @@
                 <w:sz w:val="20"/>
                 <w:szCs w:val="20"/>
               </w:rPr>
-              <w:t xml:space="preserve">2.101.376</w:t>
+              <w:t xml:space="preserve">2.101.377</w:t>
             </w:r>
           </w:p>
         </w:tc>
@@ -368,7 +368,7 @@
                 <w:sz w:val="20"/>
                 <w:szCs w:val="20"/>
               </w:rPr>
-              <w:t xml:space="preserve">29 septembre 2026</w:t>
+              <w:t xml:space="preserve">30 septembre 2026</w:t>
             </w:r>
           </w:p>
         </w:tc>
@@ -10925,7 +10925,7 @@
         <w:sz w:val="14"/>
         <w:szCs w:val="14"/>
       </w:rPr>
-      <w:t xml:space="preserve">Version 2.101.376 de l'application  ·  29 septembre 2026  ·  document interne BMI Togo</w:t>
+      <w:t xml:space="preserve">Version 2.101.377 de l'application  ·  30 septembre 2026  ·  document interne BMI Togo</w:t>
     </w:r>
   </w:p>
 </w:ftr>

--- a/docs/manuel/chapitre-02-utilisateurs-roles-et-pouvoirs.docx
+++ b/docs/manuel/chapitre-02-utilisateurs-roles-et-pouvoirs.docx
@@ -322,7 +322,7 @@
                 <w:sz w:val="20"/>
                 <w:szCs w:val="20"/>
               </w:rPr>
-              <w:t xml:space="preserve">2.101.377</w:t>
+              <w:t xml:space="preserve">2.101.378</w:t>
             </w:r>
           </w:p>
         </w:tc>
@@ -10925,7 +10925,7 @@
         <w:sz w:val="14"/>
         <w:szCs w:val="14"/>
       </w:rPr>
-      <w:t xml:space="preserve">Version 2.101.377 de l'application  ·  30 septembre 2026  ·  document interne BMI Togo</w:t>
+      <w:t xml:space="preserve">Version 2.101.378 de l'application  ·  30 septembre 2026  ·  document interne BMI Togo</w:t>
     </w:r>
   </w:p>
 </w:ftr>

--- a/docs/manuel/chapitre-02-utilisateurs-roles-et-pouvoirs.docx
+++ b/docs/manuel/chapitre-02-utilisateurs-roles-et-pouvoirs.docx
@@ -322,7 +322,7 @@
                 <w:sz w:val="20"/>
                 <w:szCs w:val="20"/>
               </w:rPr>
-              <w:t xml:space="preserve">2.101.378</w:t>
+              <w:t xml:space="preserve">2.101.379</w:t>
             </w:r>
           </w:p>
         </w:tc>
@@ -10925,7 +10925,7 @@
         <w:sz w:val="14"/>
         <w:szCs w:val="14"/>
       </w:rPr>
-      <w:t xml:space="preserve">Version 2.101.378 de l'application  ·  30 septembre 2026  ·  document interne BMI Togo</w:t>
+      <w:t xml:space="preserve">Version 2.101.379 de l'application  ·  30 septembre 2026  ·  document interne BMI Togo</w:t>
     </w:r>
   </w:p>
 </w:ftr>

--- a/docs/manuel/chapitre-02-utilisateurs-roles-et-pouvoirs.docx
+++ b/docs/manuel/chapitre-02-utilisateurs-roles-et-pouvoirs.docx
@@ -322,7 +322,7 @@
                 <w:sz w:val="20"/>
                 <w:szCs w:val="20"/>
               </w:rPr>
-              <w:t xml:space="preserve">2.101.379</w:t>
+              <w:t xml:space="preserve">2.101.380</w:t>
             </w:r>
           </w:p>
         </w:tc>
@@ -10925,7 +10925,7 @@
         <w:sz w:val="14"/>
         <w:szCs w:val="14"/>
       </w:rPr>
-      <w:t xml:space="preserve">Version 2.101.379 de l'application  ·  30 septembre 2026  ·  document interne BMI Togo</w:t>
+      <w:t xml:space="preserve">Version 2.101.380 de l'application  ·  30 septembre 2026  ·  document interne BMI Togo</w:t>
     </w:r>
   </w:p>
 </w:ftr>

--- a/docs/manuel/chapitre-02-utilisateurs-roles-et-pouvoirs.docx
+++ b/docs/manuel/chapitre-02-utilisateurs-roles-et-pouvoirs.docx
@@ -322,7 +322,7 @@
                 <w:sz w:val="20"/>
                 <w:szCs w:val="20"/>
               </w:rPr>
-              <w:t xml:space="preserve">2.101.380</w:t>
+              <w:t xml:space="preserve">2.101.381</w:t>
             </w:r>
           </w:p>
         </w:tc>
@@ -10925,7 +10925,7 @@
         <w:sz w:val="14"/>
         <w:szCs w:val="14"/>
       </w:rPr>
-      <w:t xml:space="preserve">Version 2.101.380 de l'application  ·  30 septembre 2026  ·  document interne BMI Togo</w:t>
+      <w:t xml:space="preserve">Version 2.101.381 de l'application  ·  30 septembre 2026  ·  document interne BMI Togo</w:t>
     </w:r>
   </w:p>
 </w:ftr>

--- a/docs/manuel/chapitre-02-utilisateurs-roles-et-pouvoirs.docx
+++ b/docs/manuel/chapitre-02-utilisateurs-roles-et-pouvoirs.docx
@@ -322,7 +322,7 @@
                 <w:sz w:val="20"/>
                 <w:szCs w:val="20"/>
               </w:rPr>
-              <w:t xml:space="preserve">2.101.381</w:t>
+              <w:t xml:space="preserve">2.101.382</w:t>
             </w:r>
           </w:p>
         </w:tc>
@@ -10925,7 +10925,7 @@
         <w:sz w:val="14"/>
         <w:szCs w:val="14"/>
       </w:rPr>
-      <w:t xml:space="preserve">Version 2.101.381 de l'application  ·  30 septembre 2026  ·  document interne BMI Togo</w:t>
+      <w:t xml:space="preserve">Version 2.101.382 de l'application  ·  30 septembre 2026  ·  document interne BMI Togo</w:t>
     </w:r>
   </w:p>
 </w:ftr>

--- a/docs/manuel/chapitre-02-utilisateurs-roles-et-pouvoirs.docx
+++ b/docs/manuel/chapitre-02-utilisateurs-roles-et-pouvoirs.docx
@@ -322,7 +322,7 @@
                 <w:sz w:val="20"/>
                 <w:szCs w:val="20"/>
               </w:rPr>
-              <w:t xml:space="preserve">2.101.382</w:t>
+              <w:t xml:space="preserve">2.101.383</w:t>
             </w:r>
           </w:p>
         </w:tc>
@@ -3570,6 +3570,66 @@
       </w:r>
       <w:r>
         <w:t xml:space="preserve"> (« 90112233 », « +228 90 11 22 33 » et « 228 » trouvent le même compte).</w:t>
+      </w:r>
+    </w:p>
+    <w:p>
+      <w:pPr>
+        <w:pStyle w:val="ListParagraph"/>
+        <w:numPr>
+          <w:ilvl w:val="0"/>
+          <w:numId w:val="2"/>
+        </w:numPr>
+        <w:spacing w:after="80"/>
+      </w:pPr>
+      <w:r>
+        <w:rPr>
+          <w:b/>
+          <w:bCs/>
+        </w:rPr>
+        <w:t xml:space="preserve">📁 Clients archivés</w:t>
+      </w:r>
+      <w:r>
+        <w:t xml:space="preserve"> (sous la liste) : un client qui a reçu un devis mais n'a </w:t>
+      </w:r>
+      <w:r>
+        <w:rPr>
+          <w:b/>
+          <w:bCs/>
+        </w:rPr>
+        <w:t xml:space="preserve">jamais rien acheté ni validé de devis</w:t>
+      </w:r>
+      <w:r>
+        <w:t xml:space="preserve"> quitte la liste des clients </w:t>
+      </w:r>
+      <w:r>
+        <w:rPr>
+          <w:b/>
+          <w:bCs/>
+        </w:rPr>
+        <w:t xml:space="preserve">30 jours après son dernier devis</w:t>
+      </w:r>
+      <w:r>
+        <w:t xml:space="preserve">. Il reste trouvable par la recherche (badge « 📁 Archivé ») et se lit dans ce bloc, avec sa date d'archive. </w:t>
+      </w:r>
+      <w:r>
+        <w:rPr>
+          <w:b/>
+          <w:bCs/>
+        </w:rPr>
+        <w:t xml:space="preserve">Rien n'est effacé</w:t>
+      </w:r>
+      <w:r>
+        <w:t xml:space="preserve"> : un nouveau devis ou un achat le fait revenir tout seul. Un an plus tard, ⚙ Paramètres → 🔒 Données personnelles </w:t>
+      </w:r>
+      <w:r>
+        <w:rPr>
+          <w:b/>
+          <w:bCs/>
+        </w:rPr>
+        <w:t xml:space="preserve">propose</w:t>
+      </w:r>
+      <w:r>
+        <w:t xml:space="preserve"> de l'effacer ; seul l'administrateur principal décide.</w:t>
       </w:r>
     </w:p>
     <w:p>
@@ -10925,7 +10985,7 @@
         <w:sz w:val="14"/>
         <w:szCs w:val="14"/>
       </w:rPr>
-      <w:t xml:space="preserve">Version 2.101.382 de l'application  ·  30 septembre 2026  ·  document interne BMI Togo</w:t>
+      <w:t xml:space="preserve">Version 2.101.383 de l'application  ·  30 septembre 2026  ·  document interne BMI Togo</w:t>
     </w:r>
   </w:p>
 </w:ftr>

--- a/docs/manuel/chapitre-02-utilisateurs-roles-et-pouvoirs.docx
+++ b/docs/manuel/chapitre-02-utilisateurs-roles-et-pouvoirs.docx
@@ -322,7 +322,7 @@
                 <w:sz w:val="20"/>
                 <w:szCs w:val="20"/>
               </w:rPr>
-              <w:t xml:space="preserve">2.101.383</w:t>
+              <w:t xml:space="preserve">2.101.384</w:t>
             </w:r>
           </w:p>
         </w:tc>
@@ -10985,7 +10985,7 @@
         <w:sz w:val="14"/>
         <w:szCs w:val="14"/>
       </w:rPr>
-      <w:t xml:space="preserve">Version 2.101.383 de l'application  ·  30 septembre 2026  ·  document interne BMI Togo</w:t>
+      <w:t xml:space="preserve">Version 2.101.384 de l'application  ·  30 septembre 2026  ·  document interne BMI Togo</w:t>
     </w:r>
   </w:p>
 </w:ftr>

--- a/docs/manuel/chapitre-02-utilisateurs-roles-et-pouvoirs.docx
+++ b/docs/manuel/chapitre-02-utilisateurs-roles-et-pouvoirs.docx
@@ -322,7 +322,7 @@
                 <w:sz w:val="20"/>
                 <w:szCs w:val="20"/>
               </w:rPr>
-              <w:t xml:space="preserve">2.101.384</w:t>
+              <w:t xml:space="preserve">2.101.385</w:t>
             </w:r>
           </w:p>
         </w:tc>
@@ -10985,7 +10985,7 @@
         <w:sz w:val="14"/>
         <w:szCs w:val="14"/>
       </w:rPr>
-      <w:t xml:space="preserve">Version 2.101.384 de l'application  ·  30 septembre 2026  ·  document interne BMI Togo</w:t>
+      <w:t xml:space="preserve">Version 2.101.385 de l'application  ·  30 septembre 2026  ·  document interne BMI Togo</w:t>
     </w:r>
   </w:p>
 </w:ftr>

--- a/docs/manuel/chapitre-02-utilisateurs-roles-et-pouvoirs.docx
+++ b/docs/manuel/chapitre-02-utilisateurs-roles-et-pouvoirs.docx
@@ -322,7 +322,7 @@
                 <w:sz w:val="20"/>
                 <w:szCs w:val="20"/>
               </w:rPr>
-              <w:t xml:space="preserve">2.101.385</w:t>
+              <w:t xml:space="preserve">2.101.386</w:t>
             </w:r>
           </w:p>
         </w:tc>
@@ -10985,7 +10985,7 @@
         <w:sz w:val="14"/>
         <w:szCs w:val="14"/>
       </w:rPr>
-      <w:t xml:space="preserve">Version 2.101.385 de l'application  ·  30 septembre 2026  ·  document interne BMI Togo</w:t>
+      <w:t xml:space="preserve">Version 2.101.386 de l'application  ·  30 septembre 2026  ·  document interne BMI Togo</w:t>
     </w:r>
   </w:p>
 </w:ftr>

--- a/docs/manuel/chapitre-02-utilisateurs-roles-et-pouvoirs.docx
+++ b/docs/manuel/chapitre-02-utilisateurs-roles-et-pouvoirs.docx
@@ -322,7 +322,7 @@
                 <w:sz w:val="20"/>
                 <w:szCs w:val="20"/>
               </w:rPr>
-              <w:t xml:space="preserve">2.101.386</w:t>
+              <w:t xml:space="preserve">2.101.387</w:t>
             </w:r>
           </w:p>
         </w:tc>
@@ -10985,7 +10985,7 @@
         <w:sz w:val="14"/>
         <w:szCs w:val="14"/>
       </w:rPr>
-      <w:t xml:space="preserve">Version 2.101.386 de l'application  ·  30 septembre 2026  ·  document interne BMI Togo</w:t>
+      <w:t xml:space="preserve">Version 2.101.387 de l'application  ·  30 septembre 2026  ·  document interne BMI Togo</w:t>
     </w:r>
   </w:p>
 </w:ftr>

--- a/docs/manuel/chapitre-02-utilisateurs-roles-et-pouvoirs.docx
+++ b/docs/manuel/chapitre-02-utilisateurs-roles-et-pouvoirs.docx
@@ -322,7 +322,7 @@
                 <w:sz w:val="20"/>
                 <w:szCs w:val="20"/>
               </w:rPr>
-              <w:t xml:space="preserve">2.101.387</w:t>
+              <w:t xml:space="preserve">2.101.388</w:t>
             </w:r>
           </w:p>
         </w:tc>
@@ -1797,7 +1797,7 @@
                 <w:sz w:val="19"/>
                 <w:szCs w:val="19"/>
               </w:rPr>
-              <w:t xml:space="preserve">Ventes, Commandes reçues, Dimensionnement, Tous les devis, Ravitaillement, Dépenses (lecture), Dettes, Clients, Caisse, Salaire, Messages, WhatsApp, Créer un client, Primes remises, Contrats, Travaux à crédit</w:t>
+              <w:t xml:space="preserve">Ventes, Commandes reçues, Dimensionnement, Tous les devis, Ravitaillement, Clients installés, Travaux à crédit, Dettes, Clients, Caisse, Salaire, Messages, WhatsApp, Créer un client, Primes remises, Contrats</w:t>
             </w:r>
           </w:p>
         </w:tc>
@@ -1865,7 +1865,7 @@
                 <w:sz w:val="19"/>
                 <w:szCs w:val="19"/>
               </w:rPr>
-              <w:t xml:space="preserve">Comme le vendeur, plus Stocks et Fournisseurs ; sans Ravitaillement ni Primes remises</w:t>
+              <w:t xml:space="preserve">Ventes, Commandes reçues, Dimensionnement, Tous les devis, Contrats, Stocks, Transfert, Dépenses, Dettes, Clients, Caisse, Fournisseurs, Salaire, Messages, WhatsApp, Créer un client, Travaux à crédit</w:t>
             </w:r>
           </w:p>
         </w:tc>
@@ -10985,7 +10985,7 @@
         <w:sz w:val="14"/>
         <w:szCs w:val="14"/>
       </w:rPr>
-      <w:t xml:space="preserve">Version 2.101.387 de l'application  ·  30 septembre 2026  ·  document interne BMI Togo</w:t>
+      <w:t xml:space="preserve">Version 2.101.388 de l'application  ·  30 septembre 2026  ·  document interne BMI Togo</w:t>
     </w:r>
   </w:p>
 </w:ftr>

--- a/docs/manuel/chapitre-02-utilisateurs-roles-et-pouvoirs.docx
+++ b/docs/manuel/chapitre-02-utilisateurs-roles-et-pouvoirs.docx
@@ -322,7 +322,7 @@
                 <w:sz w:val="20"/>
                 <w:szCs w:val="20"/>
               </w:rPr>
-              <w:t xml:space="preserve">2.101.388</w:t>
+              <w:t xml:space="preserve">2.101.389</w:t>
             </w:r>
           </w:p>
         </w:tc>
@@ -10985,7 +10985,7 @@
         <w:sz w:val="14"/>
         <w:szCs w:val="14"/>
       </w:rPr>
-      <w:t xml:space="preserve">Version 2.101.388 de l'application  ·  30 septembre 2026  ·  document interne BMI Togo</w:t>
+      <w:t xml:space="preserve">Version 2.101.389 de l'application  ·  30 septembre 2026  ·  document interne BMI Togo</w:t>
     </w:r>
   </w:p>
 </w:ftr>

--- a/docs/manuel/chapitre-02-utilisateurs-roles-et-pouvoirs.docx
+++ b/docs/manuel/chapitre-02-utilisateurs-roles-et-pouvoirs.docx
@@ -322,7 +322,7 @@
                 <w:sz w:val="20"/>
                 <w:szCs w:val="20"/>
               </w:rPr>
-              <w:t xml:space="preserve">2.101.389</w:t>
+              <w:t xml:space="preserve">2.101.390</w:t>
             </w:r>
           </w:p>
         </w:tc>
@@ -10985,7 +10985,7 @@
         <w:sz w:val="14"/>
         <w:szCs w:val="14"/>
       </w:rPr>
-      <w:t xml:space="preserve">Version 2.101.389 de l'application  ·  30 septembre 2026  ·  document interne BMI Togo</w:t>
+      <w:t xml:space="preserve">Version 2.101.390 de l'application  ·  30 septembre 2026  ·  document interne BMI Togo</w:t>
     </w:r>
   </w:p>
 </w:ftr>

--- a/docs/manuel/chapitre-02-utilisateurs-roles-et-pouvoirs.docx
+++ b/docs/manuel/chapitre-02-utilisateurs-roles-et-pouvoirs.docx
@@ -322,7 +322,7 @@
                 <w:sz w:val="20"/>
                 <w:szCs w:val="20"/>
               </w:rPr>
-              <w:t xml:space="preserve">2.101.390</w:t>
+              <w:t xml:space="preserve">2.101.391</w:t>
             </w:r>
           </w:p>
         </w:tc>
@@ -368,7 +368,7 @@
                 <w:sz w:val="20"/>
                 <w:szCs w:val="20"/>
               </w:rPr>
-              <w:t xml:space="preserve">30 septembre 2026</w:t>
+              <w:t xml:space="preserve">1er octobre 2026</w:t>
             </w:r>
           </w:p>
         </w:tc>
@@ -10985,7 +10985,7 @@
         <w:sz w:val="14"/>
         <w:szCs w:val="14"/>
       </w:rPr>
-      <w:t xml:space="preserve">Version 2.101.390 de l'application  ·  30 septembre 2026  ·  document interne BMI Togo</w:t>
+      <w:t xml:space="preserve">Version 2.101.391 de l'application  ·  1er octobre 2026  ·  document interne BMI Togo</w:t>
     </w:r>
   </w:p>
 </w:ftr>

--- a/docs/manuel/chapitre-02-utilisateurs-roles-et-pouvoirs.docx
+++ b/docs/manuel/chapitre-02-utilisateurs-roles-et-pouvoirs.docx
@@ -322,7 +322,7 @@
                 <w:sz w:val="20"/>
                 <w:szCs w:val="20"/>
               </w:rPr>
-              <w:t xml:space="preserve">2.101.391</w:t>
+              <w:t xml:space="preserve">2.101.392</w:t>
             </w:r>
           </w:p>
         </w:tc>
@@ -10985,7 +10985,7 @@
         <w:sz w:val="14"/>
         <w:szCs w:val="14"/>
       </w:rPr>
-      <w:t xml:space="preserve">Version 2.101.391 de l'application  ·  1er octobre 2026  ·  document interne BMI Togo</w:t>
+      <w:t xml:space="preserve">Version 2.101.392 de l'application  ·  1er octobre 2026  ·  document interne BMI Togo</w:t>
     </w:r>
   </w:p>
 </w:ftr>

--- a/docs/manuel/chapitre-02-utilisateurs-roles-et-pouvoirs.docx
+++ b/docs/manuel/chapitre-02-utilisateurs-roles-et-pouvoirs.docx
@@ -322,7 +322,7 @@
                 <w:sz w:val="20"/>
                 <w:szCs w:val="20"/>
               </w:rPr>
-              <w:t xml:space="preserve">2.101.392</w:t>
+              <w:t xml:space="preserve">2.101.393</w:t>
             </w:r>
           </w:p>
         </w:tc>
@@ -10985,7 +10985,7 @@
         <w:sz w:val="14"/>
         <w:szCs w:val="14"/>
       </w:rPr>
-      <w:t xml:space="preserve">Version 2.101.392 de l'application  ·  1er octobre 2026  ·  document interne BMI Togo</w:t>
+      <w:t xml:space="preserve">Version 2.101.393 de l'application  ·  1er octobre 2026  ·  document interne BMI Togo</w:t>
     </w:r>
   </w:p>
 </w:ftr>

--- a/docs/manuel/chapitre-02-utilisateurs-roles-et-pouvoirs.docx
+++ b/docs/manuel/chapitre-02-utilisateurs-roles-et-pouvoirs.docx
@@ -322,7 +322,7 @@
                 <w:sz w:val="20"/>
                 <w:szCs w:val="20"/>
               </w:rPr>
-              <w:t xml:space="preserve">2.101.393</w:t>
+              <w:t xml:space="preserve">2.101.394</w:t>
             </w:r>
           </w:p>
         </w:tc>
@@ -10985,7 +10985,7 @@
         <w:sz w:val="14"/>
         <w:szCs w:val="14"/>
       </w:rPr>
-      <w:t xml:space="preserve">Version 2.101.393 de l'application  ·  1er octobre 2026  ·  document interne BMI Togo</w:t>
+      <w:t xml:space="preserve">Version 2.101.394 de l'application  ·  1er octobre 2026  ·  document interne BMI Togo</w:t>
     </w:r>
   </w:p>
 </w:ftr>

--- a/docs/manuel/chapitre-02-utilisateurs-roles-et-pouvoirs.docx
+++ b/docs/manuel/chapitre-02-utilisateurs-roles-et-pouvoirs.docx
@@ -322,7 +322,7 @@
                 <w:sz w:val="20"/>
                 <w:szCs w:val="20"/>
               </w:rPr>
-              <w:t xml:space="preserve">2.101.394</w:t>
+              <w:t xml:space="preserve">2.101.395</w:t>
             </w:r>
           </w:p>
         </w:tc>
@@ -10985,7 +10985,7 @@
         <w:sz w:val="14"/>
         <w:szCs w:val="14"/>
       </w:rPr>
-      <w:t xml:space="preserve">Version 2.101.394 de l'application  ·  1er octobre 2026  ·  document interne BMI Togo</w:t>
+      <w:t xml:space="preserve">Version 2.101.395 de l'application  ·  1er octobre 2026  ·  document interne BMI Togo</w:t>
     </w:r>
   </w:p>
 </w:ftr>

--- a/docs/manuel/chapitre-02-utilisateurs-roles-et-pouvoirs.docx
+++ b/docs/manuel/chapitre-02-utilisateurs-roles-et-pouvoirs.docx
@@ -322,7 +322,7 @@
                 <w:sz w:val="20"/>
                 <w:szCs w:val="20"/>
               </w:rPr>
-              <w:t xml:space="preserve">2.101.395</w:t>
+              <w:t xml:space="preserve">2.101.396</w:t>
             </w:r>
           </w:p>
         </w:tc>
@@ -10985,7 +10985,7 @@
         <w:sz w:val="14"/>
         <w:szCs w:val="14"/>
       </w:rPr>
-      <w:t xml:space="preserve">Version 2.101.395 de l'application  ·  1er octobre 2026  ·  document interne BMI Togo</w:t>
+      <w:t xml:space="preserve">Version 2.101.396 de l'application  ·  1er octobre 2026  ·  document interne BMI Togo</w:t>
     </w:r>
   </w:p>
 </w:ftr>

--- a/docs/manuel/chapitre-02-utilisateurs-roles-et-pouvoirs.docx
+++ b/docs/manuel/chapitre-02-utilisateurs-roles-et-pouvoirs.docx
@@ -322,7 +322,7 @@
                 <w:sz w:val="20"/>
                 <w:szCs w:val="20"/>
               </w:rPr>
-              <w:t xml:space="preserve">2.101.396</w:t>
+              <w:t xml:space="preserve">2.101.397</w:t>
             </w:r>
           </w:p>
         </w:tc>
@@ -10985,7 +10985,7 @@
         <w:sz w:val="14"/>
         <w:szCs w:val="14"/>
       </w:rPr>
-      <w:t xml:space="preserve">Version 2.101.396 de l'application  ·  1er octobre 2026  ·  document interne BMI Togo</w:t>
+      <w:t xml:space="preserve">Version 2.101.397 de l'application  ·  1er octobre 2026  ·  document interne BMI Togo</w:t>
     </w:r>
   </w:p>
 </w:ftr>

--- a/docs/manuel/chapitre-02-utilisateurs-roles-et-pouvoirs.docx
+++ b/docs/manuel/chapitre-02-utilisateurs-roles-et-pouvoirs.docx
@@ -322,7 +322,7 @@
                 <w:sz w:val="20"/>
                 <w:szCs w:val="20"/>
               </w:rPr>
-              <w:t xml:space="preserve">2.101.397</w:t>
+              <w:t xml:space="preserve">2.101.398</w:t>
             </w:r>
           </w:p>
         </w:tc>
@@ -10985,7 +10985,7 @@
         <w:sz w:val="14"/>
         <w:szCs w:val="14"/>
       </w:rPr>
-      <w:t xml:space="preserve">Version 2.101.397 de l'application  ·  1er octobre 2026  ·  document interne BMI Togo</w:t>
+      <w:t xml:space="preserve">Version 2.101.398 de l'application  ·  1er octobre 2026  ·  document interne BMI Togo</w:t>
     </w:r>
   </w:p>
 </w:ftr>

--- a/docs/manuel/chapitre-02-utilisateurs-roles-et-pouvoirs.docx
+++ b/docs/manuel/chapitre-02-utilisateurs-roles-et-pouvoirs.docx
@@ -322,7 +322,7 @@
                 <w:sz w:val="20"/>
                 <w:szCs w:val="20"/>
               </w:rPr>
-              <w:t xml:space="preserve">2.101.398</w:t>
+              <w:t xml:space="preserve">2.101.399</w:t>
             </w:r>
           </w:p>
         </w:tc>
@@ -10985,7 +10985,7 @@
         <w:sz w:val="14"/>
         <w:szCs w:val="14"/>
       </w:rPr>
-      <w:t xml:space="preserve">Version 2.101.398 de l'application  ·  1er octobre 2026  ·  document interne BMI Togo</w:t>
+      <w:t xml:space="preserve">Version 2.101.399 de l'application  ·  1er octobre 2026  ·  document interne BMI Togo</w:t>
     </w:r>
   </w:p>
 </w:ftr>

--- a/docs/manuel/chapitre-02-utilisateurs-roles-et-pouvoirs.docx
+++ b/docs/manuel/chapitre-02-utilisateurs-roles-et-pouvoirs.docx
@@ -322,7 +322,7 @@
                 <w:sz w:val="20"/>
                 <w:szCs w:val="20"/>
               </w:rPr>
-              <w:t xml:space="preserve">2.101.399</w:t>
+              <w:t xml:space="preserve">2.101.400</w:t>
             </w:r>
           </w:p>
         </w:tc>
@@ -10985,7 +10985,7 @@
         <w:sz w:val="14"/>
         <w:szCs w:val="14"/>
       </w:rPr>
-      <w:t xml:space="preserve">Version 2.101.399 de l'application  ·  1er octobre 2026  ·  document interne BMI Togo</w:t>
+      <w:t xml:space="preserve">Version 2.101.400 de l'application  ·  1er octobre 2026  ·  document interne BMI Togo</w:t>
     </w:r>
   </w:p>
 </w:ftr>

--- a/docs/manuel/chapitre-02-utilisateurs-roles-et-pouvoirs.docx
+++ b/docs/manuel/chapitre-02-utilisateurs-roles-et-pouvoirs.docx
@@ -322,7 +322,7 @@
                 <w:sz w:val="20"/>
                 <w:szCs w:val="20"/>
               </w:rPr>
-              <w:t xml:space="preserve">2.101.400</w:t>
+              <w:t xml:space="preserve">2.101.401</w:t>
             </w:r>
           </w:p>
         </w:tc>
@@ -10985,7 +10985,7 @@
         <w:sz w:val="14"/>
         <w:szCs w:val="14"/>
       </w:rPr>
-      <w:t xml:space="preserve">Version 2.101.400 de l'application  ·  1er octobre 2026  ·  document interne BMI Togo</w:t>
+      <w:t xml:space="preserve">Version 2.101.401 de l'application  ·  1er octobre 2026  ·  document interne BMI Togo</w:t>
     </w:r>
   </w:p>
 </w:ftr>

--- a/docs/manuel/chapitre-02-utilisateurs-roles-et-pouvoirs.docx
+++ b/docs/manuel/chapitre-02-utilisateurs-roles-et-pouvoirs.docx
@@ -322,7 +322,7 @@
                 <w:sz w:val="20"/>
                 <w:szCs w:val="20"/>
               </w:rPr>
-              <w:t xml:space="preserve">2.101.401</w:t>
+              <w:t xml:space="preserve">2.101.402</w:t>
             </w:r>
           </w:p>
         </w:tc>
@@ -10985,7 +10985,7 @@
         <w:sz w:val="14"/>
         <w:szCs w:val="14"/>
       </w:rPr>
-      <w:t xml:space="preserve">Version 2.101.401 de l'application  ·  1er octobre 2026  ·  document interne BMI Togo</w:t>
+      <w:t xml:space="preserve">Version 2.101.402 de l'application  ·  1er octobre 2026  ·  document interne BMI Togo</w:t>
     </w:r>
   </w:p>
 </w:ftr>

--- a/docs/manuel/chapitre-02-utilisateurs-roles-et-pouvoirs.docx
+++ b/docs/manuel/chapitre-02-utilisateurs-roles-et-pouvoirs.docx
@@ -322,7 +322,7 @@
                 <w:sz w:val="20"/>
                 <w:szCs w:val="20"/>
               </w:rPr>
-              <w:t xml:space="preserve">2.101.402</w:t>
+              <w:t xml:space="preserve">2.101.403</w:t>
             </w:r>
           </w:p>
         </w:tc>
@@ -2196,7 +2196,7 @@
                 <w:sz w:val="19"/>
                 <w:szCs w:val="19"/>
               </w:rPr>
-              <w:t xml:space="preserve">Équipe, Prospects, Mes tâches, Clients installés, Dimensionnement, Tous les devis, Contrats, Messages, WhatsApp, Ma commission, Salaire, Créer un client</w:t>
+              <w:t xml:space="preserve">Équipe, Ventes, Prospects, Mes tâches, Clients installés, Dimensionnement, Tous les devis, Contrats, Messages, WhatsApp, Ma commission, Salaire, Créer un client</w:t>
             </w:r>
           </w:p>
         </w:tc>
@@ -10985,7 +10985,7 @@
         <w:sz w:val="14"/>
         <w:szCs w:val="14"/>
       </w:rPr>
-      <w:t xml:space="preserve">Version 2.101.402 de l'application  ·  1er octobre 2026  ·  document interne BMI Togo</w:t>
+      <w:t xml:space="preserve">Version 2.101.403 de l'application  ·  1er octobre 2026  ·  document interne BMI Togo</w:t>
     </w:r>
   </w:p>
 </w:ftr>

--- a/docs/manuel/chapitre-02-utilisateurs-roles-et-pouvoirs.docx
+++ b/docs/manuel/chapitre-02-utilisateurs-roles-et-pouvoirs.docx
@@ -322,7 +322,7 @@
                 <w:sz w:val="20"/>
                 <w:szCs w:val="20"/>
               </w:rPr>
-              <w:t xml:space="preserve">2.101.403</w:t>
+              <w:t xml:space="preserve">2.101.404</w:t>
             </w:r>
           </w:p>
         </w:tc>
@@ -10985,7 +10985,7 @@
         <w:sz w:val="14"/>
         <w:szCs w:val="14"/>
       </w:rPr>
-      <w:t xml:space="preserve">Version 2.101.403 de l'application  ·  1er octobre 2026  ·  document interne BMI Togo</w:t>
+      <w:t xml:space="preserve">Version 2.101.404 de l'application  ·  1er octobre 2026  ·  document interne BMI Togo</w:t>
     </w:r>
   </w:p>
 </w:ftr>

--- a/docs/manuel/chapitre-02-utilisateurs-roles-et-pouvoirs.docx
+++ b/docs/manuel/chapitre-02-utilisateurs-roles-et-pouvoirs.docx
@@ -322,7 +322,7 @@
                 <w:sz w:val="20"/>
                 <w:szCs w:val="20"/>
               </w:rPr>
-              <w:t xml:space="preserve">2.101.404</w:t>
+              <w:t xml:space="preserve">2.101.406</w:t>
             </w:r>
           </w:p>
         </w:tc>
@@ -10985,7 +10985,7 @@
         <w:sz w:val="14"/>
         <w:szCs w:val="14"/>
       </w:rPr>
-      <w:t xml:space="preserve">Version 2.101.404 de l'application  ·  1er octobre 2026  ·  document interne BMI Togo</w:t>
+      <w:t xml:space="preserve">Version 2.101.406 de l'application  ·  1er octobre 2026  ·  document interne BMI Togo</w:t>
     </w:r>
   </w:p>
 </w:ftr>

--- a/docs/manuel/chapitre-02-utilisateurs-roles-et-pouvoirs.docx
+++ b/docs/manuel/chapitre-02-utilisateurs-roles-et-pouvoirs.docx
@@ -322,7 +322,7 @@
                 <w:sz w:val="20"/>
                 <w:szCs w:val="20"/>
               </w:rPr>
-              <w:t xml:space="preserve">2.101.406</w:t>
+              <w:t xml:space="preserve">2.101.407</w:t>
             </w:r>
           </w:p>
         </w:tc>
@@ -10985,7 +10985,7 @@
         <w:sz w:val="14"/>
         <w:szCs w:val="14"/>
       </w:rPr>
-      <w:t xml:space="preserve">Version 2.101.406 de l'application  ·  1er octobre 2026  ·  document interne BMI Togo</w:t>
+      <w:t xml:space="preserve">Version 2.101.407 de l'application  ·  1er octobre 2026  ·  document interne BMI Togo</w:t>
     </w:r>
   </w:p>
 </w:ftr>

--- a/docs/manuel/chapitre-02-utilisateurs-roles-et-pouvoirs.docx
+++ b/docs/manuel/chapitre-02-utilisateurs-roles-et-pouvoirs.docx
@@ -322,7 +322,7 @@
                 <w:sz w:val="20"/>
                 <w:szCs w:val="20"/>
               </w:rPr>
-              <w:t xml:space="preserve">2.101.407</w:t>
+              <w:t xml:space="preserve">2.101.408</w:t>
             </w:r>
           </w:p>
         </w:tc>
@@ -10985,7 +10985,7 @@
         <w:sz w:val="14"/>
         <w:szCs w:val="14"/>
       </w:rPr>
-      <w:t xml:space="preserve">Version 2.101.407 de l'application  ·  1er octobre 2026  ·  document interne BMI Togo</w:t>
+      <w:t xml:space="preserve">Version 2.101.408 de l'application  ·  1er octobre 2026  ·  document interne BMI Togo</w:t>
     </w:r>
   </w:p>
 </w:ftr>

--- a/docs/manuel/chapitre-02-utilisateurs-roles-et-pouvoirs.docx
+++ b/docs/manuel/chapitre-02-utilisateurs-roles-et-pouvoirs.docx
@@ -322,7 +322,7 @@
                 <w:sz w:val="20"/>
                 <w:szCs w:val="20"/>
               </w:rPr>
-              <w:t xml:space="preserve">2.101.408</w:t>
+              <w:t xml:space="preserve">2.101.409</w:t>
             </w:r>
           </w:p>
         </w:tc>
@@ -10985,7 +10985,7 @@
         <w:sz w:val="14"/>
         <w:szCs w:val="14"/>
       </w:rPr>
-      <w:t xml:space="preserve">Version 2.101.408 de l'application  ·  1er octobre 2026  ·  document interne BMI Togo</w:t>
+      <w:t xml:space="preserve">Version 2.101.409 de l'application  ·  1er octobre 2026  ·  document interne BMI Togo</w:t>
     </w:r>
   </w:p>
 </w:ftr>

--- a/docs/manuel/chapitre-02-utilisateurs-roles-et-pouvoirs.docx
+++ b/docs/manuel/chapitre-02-utilisateurs-roles-et-pouvoirs.docx
@@ -322,7 +322,7 @@
                 <w:sz w:val="20"/>
                 <w:szCs w:val="20"/>
               </w:rPr>
-              <w:t xml:space="preserve">2.101.409</w:t>
+              <w:t xml:space="preserve">2.101.410</w:t>
             </w:r>
           </w:p>
         </w:tc>
@@ -10985,7 +10985,7 @@
         <w:sz w:val="14"/>
         <w:szCs w:val="14"/>
       </w:rPr>
-      <w:t xml:space="preserve">Version 2.101.409 de l'application  ·  1er octobre 2026  ·  document interne BMI Togo</w:t>
+      <w:t xml:space="preserve">Version 2.101.410 de l'application  ·  1er octobre 2026  ·  document interne BMI Togo</w:t>
     </w:r>
   </w:p>
 </w:ftr>

--- a/docs/manuel/chapitre-02-utilisateurs-roles-et-pouvoirs.docx
+++ b/docs/manuel/chapitre-02-utilisateurs-roles-et-pouvoirs.docx
@@ -322,7 +322,7 @@
                 <w:sz w:val="20"/>
                 <w:szCs w:val="20"/>
               </w:rPr>
-              <w:t xml:space="preserve">2.101.410</w:t>
+              <w:t xml:space="preserve">2.101.411</w:t>
             </w:r>
           </w:p>
         </w:tc>
@@ -10985,7 +10985,7 @@
         <w:sz w:val="14"/>
         <w:szCs w:val="14"/>
       </w:rPr>
-      <w:t xml:space="preserve">Version 2.101.410 de l'application  ·  1er octobre 2026  ·  document interne BMI Togo</w:t>
+      <w:t xml:space="preserve">Version 2.101.411 de l'application  ·  1er octobre 2026  ·  document interne BMI Togo</w:t>
     </w:r>
   </w:p>
 </w:ftr>

--- a/docs/manuel/chapitre-02-utilisateurs-roles-et-pouvoirs.docx
+++ b/docs/manuel/chapitre-02-utilisateurs-roles-et-pouvoirs.docx
@@ -322,7 +322,7 @@
                 <w:sz w:val="20"/>
                 <w:szCs w:val="20"/>
               </w:rPr>
-              <w:t xml:space="preserve">2.101.411</w:t>
+              <w:t xml:space="preserve">2.101.412</w:t>
             </w:r>
           </w:p>
         </w:tc>
@@ -10985,7 +10985,7 @@
         <w:sz w:val="14"/>
         <w:szCs w:val="14"/>
       </w:rPr>
-      <w:t xml:space="preserve">Version 2.101.411 de l'application  ·  1er octobre 2026  ·  document interne BMI Togo</w:t>
+      <w:t xml:space="preserve">Version 2.101.412 de l'application  ·  1er octobre 2026  ·  document interne BMI Togo</w:t>
     </w:r>
   </w:p>
 </w:ftr>

--- a/docs/manuel/chapitre-02-utilisateurs-roles-et-pouvoirs.docx
+++ b/docs/manuel/chapitre-02-utilisateurs-roles-et-pouvoirs.docx
@@ -322,7 +322,7 @@
                 <w:sz w:val="20"/>
                 <w:szCs w:val="20"/>
               </w:rPr>
-              <w:t xml:space="preserve">2.101.412</w:t>
+              <w:t xml:space="preserve">2.101.413</w:t>
             </w:r>
           </w:p>
         </w:tc>
@@ -10985,7 +10985,7 @@
         <w:sz w:val="14"/>
         <w:szCs w:val="14"/>
       </w:rPr>
-      <w:t xml:space="preserve">Version 2.101.412 de l'application  ·  1er octobre 2026  ·  document interne BMI Togo</w:t>
+      <w:t xml:space="preserve">Version 2.101.413 de l'application  ·  1er octobre 2026  ·  document interne BMI Togo</w:t>
     </w:r>
   </w:p>
 </w:ftr>

--- a/docs/manuel/chapitre-02-utilisateurs-roles-et-pouvoirs.docx
+++ b/docs/manuel/chapitre-02-utilisateurs-roles-et-pouvoirs.docx
@@ -322,7 +322,7 @@
                 <w:sz w:val="20"/>
                 <w:szCs w:val="20"/>
               </w:rPr>
-              <w:t xml:space="preserve">2.101.413</w:t>
+              <w:t xml:space="preserve">2.101.414</w:t>
             </w:r>
           </w:p>
         </w:tc>
@@ -10985,7 +10985,7 @@
         <w:sz w:val="14"/>
         <w:szCs w:val="14"/>
       </w:rPr>
-      <w:t xml:space="preserve">Version 2.101.413 de l'application  ·  1er octobre 2026  ·  document interne BMI Togo</w:t>
+      <w:t xml:space="preserve">Version 2.101.414 de l'application  ·  1er octobre 2026  ·  document interne BMI Togo</w:t>
     </w:r>
   </w:p>
 </w:ftr>

--- a/docs/manuel/chapitre-02-utilisateurs-roles-et-pouvoirs.docx
+++ b/docs/manuel/chapitre-02-utilisateurs-roles-et-pouvoirs.docx
@@ -322,7 +322,7 @@
                 <w:sz w:val="20"/>
                 <w:szCs w:val="20"/>
               </w:rPr>
-              <w:t xml:space="preserve">2.101.414</w:t>
+              <w:t xml:space="preserve">2.101.415</w:t>
             </w:r>
           </w:p>
         </w:tc>
@@ -10985,7 +10985,7 @@
         <w:sz w:val="14"/>
         <w:szCs w:val="14"/>
       </w:rPr>
-      <w:t xml:space="preserve">Version 2.101.414 de l'application  ·  1er octobre 2026  ·  document interne BMI Togo</w:t>
+      <w:t xml:space="preserve">Version 2.101.415 de l'application  ·  1er octobre 2026  ·  document interne BMI Togo</w:t>
     </w:r>
   </w:p>
 </w:ftr>

--- a/docs/manuel/chapitre-02-utilisateurs-roles-et-pouvoirs.docx
+++ b/docs/manuel/chapitre-02-utilisateurs-roles-et-pouvoirs.docx
@@ -322,7 +322,7 @@
                 <w:sz w:val="20"/>
                 <w:szCs w:val="20"/>
               </w:rPr>
-              <w:t xml:space="preserve">2.101.415</w:t>
+              <w:t xml:space="preserve">2.101.416</w:t>
             </w:r>
           </w:p>
         </w:tc>
@@ -10985,7 +10985,7 @@
         <w:sz w:val="14"/>
         <w:szCs w:val="14"/>
       </w:rPr>
-      <w:t xml:space="preserve">Version 2.101.415 de l'application  ·  1er octobre 2026  ·  document interne BMI Togo</w:t>
+      <w:t xml:space="preserve">Version 2.101.416 de l'application  ·  1er octobre 2026  ·  document interne BMI Togo</w:t>
     </w:r>
   </w:p>
 </w:ftr>

--- a/docs/manuel/chapitre-02-utilisateurs-roles-et-pouvoirs.docx
+++ b/docs/manuel/chapitre-02-utilisateurs-roles-et-pouvoirs.docx
@@ -322,7 +322,7 @@
                 <w:sz w:val="20"/>
                 <w:szCs w:val="20"/>
               </w:rPr>
-              <w:t xml:space="preserve">2.101.416</w:t>
+              <w:t xml:space="preserve">2.101.417</w:t>
             </w:r>
           </w:p>
         </w:tc>
@@ -10985,7 +10985,7 @@
         <w:sz w:val="14"/>
         <w:szCs w:val="14"/>
       </w:rPr>
-      <w:t xml:space="preserve">Version 2.101.416 de l'application  ·  1er octobre 2026  ·  document interne BMI Togo</w:t>
+      <w:t xml:space="preserve">Version 2.101.417 de l'application  ·  1er octobre 2026  ·  document interne BMI Togo</w:t>
     </w:r>
   </w:p>
 </w:ftr>

--- a/docs/manuel/chapitre-02-utilisateurs-roles-et-pouvoirs.docx
+++ b/docs/manuel/chapitre-02-utilisateurs-roles-et-pouvoirs.docx
@@ -322,7 +322,7 @@
                 <w:sz w:val="20"/>
                 <w:szCs w:val="20"/>
               </w:rPr>
-              <w:t xml:space="preserve">2.101.417</w:t>
+              <w:t xml:space="preserve">2.101.418</w:t>
             </w:r>
           </w:p>
         </w:tc>
@@ -10985,7 +10985,7 @@
         <w:sz w:val="14"/>
         <w:szCs w:val="14"/>
       </w:rPr>
-      <w:t xml:space="preserve">Version 2.101.417 de l'application  ·  1er octobre 2026  ·  document interne BMI Togo</w:t>
+      <w:t xml:space="preserve">Version 2.101.418 de l'application  ·  1er octobre 2026  ·  document interne BMI Togo</w:t>
     </w:r>
   </w:p>
 </w:ftr>

--- a/docs/manuel/chapitre-02-utilisateurs-roles-et-pouvoirs.docx
+++ b/docs/manuel/chapitre-02-utilisateurs-roles-et-pouvoirs.docx
@@ -322,7 +322,7 @@
                 <w:sz w:val="20"/>
                 <w:szCs w:val="20"/>
               </w:rPr>
-              <w:t xml:space="preserve">2.101.418</w:t>
+              <w:t xml:space="preserve">2.101.419</w:t>
             </w:r>
           </w:p>
         </w:tc>
@@ -10985,7 +10985,7 @@
         <w:sz w:val="14"/>
         <w:szCs w:val="14"/>
       </w:rPr>
-      <w:t xml:space="preserve">Version 2.101.418 de l'application  ·  1er octobre 2026  ·  document interne BMI Togo</w:t>
+      <w:t xml:space="preserve">Version 2.101.419 de l'application  ·  1er octobre 2026  ·  document interne BMI Togo</w:t>
     </w:r>
   </w:p>
 </w:ftr>

--- a/docs/manuel/chapitre-02-utilisateurs-roles-et-pouvoirs.docx
+++ b/docs/manuel/chapitre-02-utilisateurs-roles-et-pouvoirs.docx
@@ -322,7 +322,7 @@
                 <w:sz w:val="20"/>
                 <w:szCs w:val="20"/>
               </w:rPr>
-              <w:t xml:space="preserve">2.101.419</w:t>
+              <w:t xml:space="preserve">2.101.420</w:t>
             </w:r>
           </w:p>
         </w:tc>
@@ -10985,7 +10985,7 @@
         <w:sz w:val="14"/>
         <w:szCs w:val="14"/>
       </w:rPr>
-      <w:t xml:space="preserve">Version 2.101.419 de l'application  ·  1er octobre 2026  ·  document interne BMI Togo</w:t>
+      <w:t xml:space="preserve">Version 2.101.420 de l'application  ·  1er octobre 2026  ·  document interne BMI Togo</w:t>
     </w:r>
   </w:p>
 </w:ftr>

--- a/docs/manuel/chapitre-02-utilisateurs-roles-et-pouvoirs.docx
+++ b/docs/manuel/chapitre-02-utilisateurs-roles-et-pouvoirs.docx
@@ -322,7 +322,7 @@
                 <w:sz w:val="20"/>
                 <w:szCs w:val="20"/>
               </w:rPr>
-              <w:t xml:space="preserve">2.101.420</w:t>
+              <w:t xml:space="preserve">2.101.421</w:t>
             </w:r>
           </w:p>
         </w:tc>
@@ -10985,7 +10985,7 @@
         <w:sz w:val="14"/>
         <w:szCs w:val="14"/>
       </w:rPr>
-      <w:t xml:space="preserve">Version 2.101.420 de l'application  ·  1er octobre 2026  ·  document interne BMI Togo</w:t>
+      <w:t xml:space="preserve">Version 2.101.421 de l'application  ·  1er octobre 2026  ·  document interne BMI Togo</w:t>
     </w:r>
   </w:p>
 </w:ftr>

--- a/docs/manuel/chapitre-02-utilisateurs-roles-et-pouvoirs.docx
+++ b/docs/manuel/chapitre-02-utilisateurs-roles-et-pouvoirs.docx
@@ -322,7 +322,7 @@
                 <w:sz w:val="20"/>
                 <w:szCs w:val="20"/>
               </w:rPr>
-              <w:t xml:space="preserve">2.101.421</w:t>
+              <w:t xml:space="preserve">2.101.422</w:t>
             </w:r>
           </w:p>
         </w:tc>
@@ -10985,7 +10985,7 @@
         <w:sz w:val="14"/>
         <w:szCs w:val="14"/>
       </w:rPr>
-      <w:t xml:space="preserve">Version 2.101.421 de l'application  ·  1er octobre 2026  ·  document interne BMI Togo</w:t>
+      <w:t xml:space="preserve">Version 2.101.422 de l'application  ·  1er octobre 2026  ·  document interne BMI Togo</w:t>
     </w:r>
   </w:p>
 </w:ftr>

--- a/docs/manuel/chapitre-02-utilisateurs-roles-et-pouvoirs.docx
+++ b/docs/manuel/chapitre-02-utilisateurs-roles-et-pouvoirs.docx
@@ -322,7 +322,7 @@
                 <w:sz w:val="20"/>
                 <w:szCs w:val="20"/>
               </w:rPr>
-              <w:t xml:space="preserve">2.101.422</w:t>
+              <w:t xml:space="preserve">2.101.423</w:t>
             </w:r>
           </w:p>
         </w:tc>
@@ -7116,7 +7116,7 @@
                 <w:sz w:val="19"/>
                 <w:szCs w:val="19"/>
               </w:rPr>
-              <w:t xml:space="preserve">On bloque un compte</w:t>
+              <w:t xml:space="preserve">La veille de l'anniversaire d'un employé (case 🎂)</w:t>
             </w:r>
           </w:p>
         </w:tc>
@@ -7136,7 +7136,55 @@
                 <w:sz w:val="19"/>
                 <w:szCs w:val="19"/>
               </w:rPr>
-              <w:t xml:space="preserve">Sa prochaine connexion est refusée. Interdit sur le dernier administrateur actif et sur le principal.</w:t>
+              <w:t xml:space="preserve">À </w:t>
+            </w:r>
+            <w:r>
+              <w:rPr>
+                <w:b/>
+                <w:bCs/>
+                <w:sz w:val="19"/>
+                <w:szCs w:val="19"/>
+              </w:rPr>
+              <w:t xml:space="preserve">17 h</w:t>
+            </w:r>
+            <w:r>
+              <w:rPr>
+                <w:sz w:val="19"/>
+                <w:szCs w:val="19"/>
+              </w:rPr>
+              <w:t xml:space="preserve">, l'administrateur principal reçoit une notification : « Demain, c'est l'anniversaire de … » (elle dit aussi si la fiche n'a pas de numéro). </w:t>
+            </w:r>
+            <w:r>
+              <w:rPr>
+                <w:b/>
+                <w:bCs/>
+                <w:sz w:val="19"/>
+                <w:szCs w:val="19"/>
+              </w:rPr>
+              <w:t xml:space="preserve">Le jour même, à 7 h</w:t>
+            </w:r>
+            <w:r>
+              <w:rPr>
+                <w:sz w:val="19"/>
+                <w:szCs w:val="19"/>
+              </w:rPr>
+              <w:t xml:space="preserve">, les vœux partent tout seuls du </w:t>
+            </w:r>
+            <w:r>
+              <w:rPr>
+                <w:b/>
+                <w:bCs/>
+                <w:sz w:val="19"/>
+                <w:szCs w:val="19"/>
+              </w:rPr>
+              <w:t xml:space="preserve">numéro WhatsApp BMI</w:t>
+            </w:r>
+            <w:r>
+              <w:rPr>
+                <w:sz w:val="19"/>
+                <w:szCs w:val="19"/>
+              </w:rPr>
+              <w:t xml:space="preserve"> vers le numéro de sa fiche, une fois par an. Jamais un compte de formation, un client ou un compte bloqué. Un 29 février se fête le 28 les années ordinaires.</w:t>
             </w:r>
           </w:p>
         </w:tc>
@@ -7162,7 +7210,7 @@
                 <w:sz w:val="19"/>
                 <w:szCs w:val="19"/>
               </w:rPr>
-              <w:t xml:space="preserve">La base vérifie de son côté</w:t>
+              <w:t xml:space="preserve">On bloque un compte</w:t>
             </w:r>
           </w:p>
         </w:tc>
@@ -7183,52 +7231,52 @@
                 <w:sz w:val="19"/>
                 <w:szCs w:val="19"/>
               </w:rPr>
+              <w:t xml:space="preserve">Sa prochaine connexion est refusée. Interdit sur le dernier administrateur actif et sur le principal.</w:t>
+            </w:r>
+          </w:p>
+        </w:tc>
+      </w:tr>
+      <w:tr>
+        <w:trPr>
+          <w:cantSplit/>
+        </w:trPr>
+        <w:tc>
+          <w:tcPr>
+            <w:tcW w:type="dxa" w:w="2900"/>
+            <w:tcMar>
+              <w:top w:type="dxa" w:w="100"/>
+              <w:left w:type="dxa" w:w="140"/>
+              <w:bottom w:type="dxa" w:w="100"/>
+              <w:right w:type="dxa" w:w="140"/>
+            </w:tcMar>
+          </w:tcPr>
+          <w:p>
+            <w:r>
+              <w:rPr>
+                <w:sz w:val="19"/>
+                <w:szCs w:val="19"/>
+              </w:rPr>
+              <w:t xml:space="preserve">La base vérifie de son côté</w:t>
+            </w:r>
+          </w:p>
+        </w:tc>
+        <w:tc>
+          <w:tcPr>
+            <w:tcW w:type="dxa" w:w="6400"/>
+            <w:tcMar>
+              <w:top w:type="dxa" w:w="100"/>
+              <w:left w:type="dxa" w:w="140"/>
+              <w:bottom w:type="dxa" w:w="100"/>
+              <w:right w:type="dxa" w:w="140"/>
+            </w:tcMar>
+          </w:tcPr>
+          <w:p>
+            <w:r>
+              <w:rPr>
+                <w:sz w:val="19"/>
+                <w:szCs w:val="19"/>
+              </w:rPr>
               <w:t xml:space="preserve">Le serveur refuse lui-même un changement de rôle qui ne vient pas du principal, et une modification des champs de gestion (salaire, taux, banque, identité, boutique…) qui ne vient pas d'un administrateur — même si un écran essayait.</w:t>
-            </w:r>
-          </w:p>
-        </w:tc>
-      </w:tr>
-      <w:tr>
-        <w:trPr>
-          <w:cantSplit/>
-        </w:trPr>
-        <w:tc>
-          <w:tcPr>
-            <w:tcW w:type="dxa" w:w="2900"/>
-            <w:tcMar>
-              <w:top w:type="dxa" w:w="100"/>
-              <w:left w:type="dxa" w:w="140"/>
-              <w:bottom w:type="dxa" w:w="100"/>
-              <w:right w:type="dxa" w:w="140"/>
-            </w:tcMar>
-          </w:tcPr>
-          <w:p>
-            <w:r>
-              <w:rPr>
-                <w:sz w:val="19"/>
-                <w:szCs w:val="19"/>
-              </w:rPr>
-              <w:t xml:space="preserve">Le rôle principal est transféré</w:t>
-            </w:r>
-          </w:p>
-        </w:tc>
-        <w:tc>
-          <w:tcPr>
-            <w:tcW w:type="dxa" w:w="6400"/>
-            <w:tcMar>
-              <w:top w:type="dxa" w:w="100"/>
-              <w:left w:type="dxa" w:w="140"/>
-              <w:bottom w:type="dxa" w:w="100"/>
-              <w:right w:type="dxa" w:w="140"/>
-            </w:tcMar>
-          </w:tcPr>
-          <w:p>
-            <w:r>
-              <w:rPr>
-                <w:sz w:val="19"/>
-                <w:szCs w:val="19"/>
-              </w:rPr>
-              <w:t xml:space="preserve">Immédiat pour les deux comptes. Le journal 🕘 Historique garde « 👑 Rôle d'administrateur principal transféré de … à … ».</w:t>
             </w:r>
           </w:p>
         </w:tc>
@@ -7254,7 +7302,7 @@
                 <w:sz w:val="19"/>
                 <w:szCs w:val="19"/>
               </w:rPr>
-              <w:t xml:space="preserve">Un compte est supprimé</w:t>
+              <w:t xml:space="preserve">Le rôle principal est transféré</w:t>
             </w:r>
           </w:p>
         </w:tc>
@@ -7262,6 +7310,51 @@
           <w:tcPr>
             <w:tcW w:type="dxa" w:w="6400"/>
             <w:shd w:fill="F8FAFC" w:color="auto" w:val="clear"/>
+            <w:tcMar>
+              <w:top w:type="dxa" w:w="100"/>
+              <w:left w:type="dxa" w:w="140"/>
+              <w:bottom w:type="dxa" w:w="100"/>
+              <w:right w:type="dxa" w:w="140"/>
+            </w:tcMar>
+          </w:tcPr>
+          <w:p>
+            <w:r>
+              <w:rPr>
+                <w:sz w:val="19"/>
+                <w:szCs w:val="19"/>
+              </w:rPr>
+              <w:t xml:space="preserve">Immédiat pour les deux comptes. Le journal 🕘 Historique garde « 👑 Rôle d'administrateur principal transféré de … à … ».</w:t>
+            </w:r>
+          </w:p>
+        </w:tc>
+      </w:tr>
+      <w:tr>
+        <w:trPr>
+          <w:cantSplit/>
+        </w:trPr>
+        <w:tc>
+          <w:tcPr>
+            <w:tcW w:type="dxa" w:w="2900"/>
+            <w:tcMar>
+              <w:top w:type="dxa" w:w="100"/>
+              <w:left w:type="dxa" w:w="140"/>
+              <w:bottom w:type="dxa" w:w="100"/>
+              <w:right w:type="dxa" w:w="140"/>
+            </w:tcMar>
+          </w:tcPr>
+          <w:p>
+            <w:r>
+              <w:rPr>
+                <w:sz w:val="19"/>
+                <w:szCs w:val="19"/>
+              </w:rPr>
+              <w:t xml:space="preserve">Un compte est supprimé</w:t>
+            </w:r>
+          </w:p>
+        </w:tc>
+        <w:tc>
+          <w:tcPr>
+            <w:tcW w:type="dxa" w:w="6400"/>
             <w:tcMar>
               <w:top w:type="dxa" w:w="100"/>
               <w:left w:type="dxa" w:w="140"/>
@@ -10985,7 +11078,7 @@
         <w:sz w:val="14"/>
         <w:szCs w:val="14"/>
       </w:rPr>
-      <w:t xml:space="preserve">Version 2.101.422 de l'application  ·  1er octobre 2026  ·  document interne BMI Togo</w:t>
+      <w:t xml:space="preserve">Version 2.101.423 de l'application  ·  1er octobre 2026  ·  document interne BMI Togo</w:t>
     </w:r>
   </w:p>
 </w:ftr>

--- a/docs/manuel/chapitre-02-utilisateurs-roles-et-pouvoirs.docx
+++ b/docs/manuel/chapitre-02-utilisateurs-roles-et-pouvoirs.docx
@@ -322,7 +322,7 @@
                 <w:sz w:val="20"/>
                 <w:szCs w:val="20"/>
               </w:rPr>
-              <w:t xml:space="preserve">2.101.423</w:t>
+              <w:t xml:space="preserve">2.101.424</w:t>
             </w:r>
           </w:p>
         </w:tc>
@@ -7152,7 +7152,23 @@
                 <w:sz w:val="19"/>
                 <w:szCs w:val="19"/>
               </w:rPr>
-              <w:t xml:space="preserve">, l'administrateur principal reçoit une notification : « Demain, c'est l'anniversaire de … » (elle dit aussi si la fiche n'a pas de numéro). </w:t>
+              <w:t xml:space="preserve">, l'administrateur principal reçoit une notification </w:t>
+            </w:r>
+            <w:r>
+              <w:rPr>
+                <w:b/>
+                <w:bCs/>
+                <w:sz w:val="19"/>
+                <w:szCs w:val="19"/>
+              </w:rPr>
+              <w:t xml:space="preserve">et un message WhatsApp</w:t>
+            </w:r>
+            <w:r>
+              <w:rPr>
+                <w:sz w:val="19"/>
+                <w:szCs w:val="19"/>
+              </w:rPr>
+              <w:t xml:space="preserve"> du numéro BMI (sur le numéro réglé pour l'alerte conseiller dans ⚙ Paramètres → 🤖 Assistant, sinon celui de sa fiche) : « Demain, c'est l'anniversaire de … » (il dit aussi si la fiche n'a pas de numéro). </w:t>
             </w:r>
             <w:r>
               <w:rPr>
@@ -11078,7 +11094,7 @@
         <w:sz w:val="14"/>
         <w:szCs w:val="14"/>
       </w:rPr>
-      <w:t xml:space="preserve">Version 2.101.423 de l'application  ·  1er octobre 2026  ·  document interne BMI Togo</w:t>
+      <w:t xml:space="preserve">Version 2.101.424 de l'application  ·  1er octobre 2026  ·  document interne BMI Togo</w:t>
     </w:r>
   </w:p>
 </w:ftr>

--- a/docs/manuel/chapitre-02-utilisateurs-roles-et-pouvoirs.docx
+++ b/docs/manuel/chapitre-02-utilisateurs-roles-et-pouvoirs.docx
@@ -322,7 +322,7 @@
                 <w:sz w:val="20"/>
                 <w:szCs w:val="20"/>
               </w:rPr>
-              <w:t xml:space="preserve">2.101.424</w:t>
+              <w:t xml:space="preserve">2.101.425</w:t>
             </w:r>
           </w:p>
         </w:tc>
@@ -11094,7 +11094,7 @@
         <w:sz w:val="14"/>
         <w:szCs w:val="14"/>
       </w:rPr>
-      <w:t xml:space="preserve">Version 2.101.424 de l'application  ·  1er octobre 2026  ·  document interne BMI Togo</w:t>
+      <w:t xml:space="preserve">Version 2.101.425 de l'application  ·  1er octobre 2026  ·  document interne BMI Togo</w:t>
     </w:r>
   </w:p>
 </w:ftr>

--- a/docs/manuel/chapitre-02-utilisateurs-roles-et-pouvoirs.docx
+++ b/docs/manuel/chapitre-02-utilisateurs-roles-et-pouvoirs.docx
@@ -322,7 +322,7 @@
                 <w:sz w:val="20"/>
                 <w:szCs w:val="20"/>
               </w:rPr>
-              <w:t xml:space="preserve">2.101.425</w:t>
+              <w:t xml:space="preserve">2.101.426</w:t>
             </w:r>
           </w:p>
         </w:tc>
@@ -3586,50 +3586,30 @@
           <w:b/>
           <w:bCs/>
         </w:rPr>
-        <w:t xml:space="preserve">📁 Clients archivés</w:t>
-      </w:r>
-      <w:r>
-        <w:t xml:space="preserve"> (sous la liste) : un client qui a reçu un devis mais n'a </w:t>
+        <w:t xml:space="preserve">🧲 Prospects — devis envoyé, rien acheté</w:t>
+      </w:r>
+      <w:r>
+        <w:t xml:space="preserve"> (sous la liste) : un compte qui a reçu un devis, n'en a validé aucun et n'a rien acheté n'est </w:t>
       </w:r>
       <w:r>
         <w:rPr>
           <w:b/>
           <w:bCs/>
         </w:rPr>
-        <w:t xml:space="preserve">jamais rien acheté ni validé de devis</w:t>
-      </w:r>
-      <w:r>
-        <w:t xml:space="preserve"> quitte la liste des clients </w:t>
+        <w:t xml:space="preserve">pas encore un client</w:t>
+      </w:r>
+      <w:r>
+        <w:t xml:space="preserve">. Il quitte la liste des clients et son compteur, se lit dans ce bloc, et la recherche le trouve (badge « 🧲 Prospect ») avec tous ses gestes. Son compte marche comme celui d'un client (il peut valider et signer) ; il devient client </w:t>
       </w:r>
       <w:r>
         <w:rPr>
           <w:b/>
           <w:bCs/>
         </w:rPr>
-        <w:t xml:space="preserve">30 jours après son dernier devis</w:t>
-      </w:r>
-      <w:r>
-        <w:t xml:space="preserve">. Il reste trouvable par la recherche (badge « 📁 Archivé ») et se lit dans ce bloc, avec sa date d'archive. </w:t>
-      </w:r>
-      <w:r>
-        <w:rPr>
-          <w:b/>
-          <w:bCs/>
-        </w:rPr>
-        <w:t xml:space="preserve">Rien n'est effacé</w:t>
-      </w:r>
-      <w:r>
-        <w:t xml:space="preserve"> : un nouveau devis ou un achat le fait revenir tout seul. Un an plus tard, ⚙ Paramètres → 🔒 Données personnelles </w:t>
-      </w:r>
-      <w:r>
-        <w:rPr>
-          <w:b/>
-          <w:bCs/>
-        </w:rPr>
-        <w:t xml:space="preserve">propose</w:t>
-      </w:r>
-      <w:r>
-        <w:t xml:space="preserve"> de l'effacer ; seul l'administrateur principal décide.</w:t>
+        <w:t xml:space="preserve">tout seul</w:t>
+      </w:r>
+      <w:r>
+        <w:t xml:space="preserve"> au premier devis validé ou au premier achat. Le mot de fidélité ne lui est pas envoyé.</w:t>
       </w:r>
     </w:p>
     <w:p>
@@ -3642,6 +3622,66 @@
         <w:spacing w:after="80"/>
       </w:pPr>
       <w:r>
+        <w:rPr>
+          <w:b/>
+          <w:bCs/>
+        </w:rPr>
+        <w:t xml:space="preserve">📁 Clients archivés</w:t>
+      </w:r>
+      <w:r>
+        <w:t xml:space="preserve"> (sous la liste) : un client qui a reçu un devis mais n'a </w:t>
+      </w:r>
+      <w:r>
+        <w:rPr>
+          <w:b/>
+          <w:bCs/>
+        </w:rPr>
+        <w:t xml:space="preserve">jamais rien acheté ni validé de devis</w:t>
+      </w:r>
+      <w:r>
+        <w:t xml:space="preserve"> quitte la liste des clients </w:t>
+      </w:r>
+      <w:r>
+        <w:rPr>
+          <w:b/>
+          <w:bCs/>
+        </w:rPr>
+        <w:t xml:space="preserve">30 jours après son dernier devis</w:t>
+      </w:r>
+      <w:r>
+        <w:t xml:space="preserve">. Il reste trouvable par la recherche (badge « 📁 Archivé ») et se lit dans ce bloc, avec sa date d'archive. </w:t>
+      </w:r>
+      <w:r>
+        <w:rPr>
+          <w:b/>
+          <w:bCs/>
+        </w:rPr>
+        <w:t xml:space="preserve">Rien n'est effacé</w:t>
+      </w:r>
+      <w:r>
+        <w:t xml:space="preserve"> : un nouveau devis ou un achat le fait revenir tout seul. Un an plus tard, ⚙ Paramètres → 🔒 Données personnelles </w:t>
+      </w:r>
+      <w:r>
+        <w:rPr>
+          <w:b/>
+          <w:bCs/>
+        </w:rPr>
+        <w:t xml:space="preserve">propose</w:t>
+      </w:r>
+      <w:r>
+        <w:t xml:space="preserve"> de l'effacer ; seul l'administrateur principal décide.</w:t>
+      </w:r>
+    </w:p>
+    <w:p>
+      <w:pPr>
+        <w:pStyle w:val="ListParagraph"/>
+        <w:numPr>
+          <w:ilvl w:val="0"/>
+          <w:numId w:val="2"/>
+        </w:numPr>
+        <w:spacing w:after="80"/>
+      </w:pPr>
+      <w:r>
         <w:t xml:space="preserve">Sur chaque ligne : le nom (le nom complet dessous), </w:t>
       </w:r>
       <w:r>
@@ -3652,7 +3692,7 @@
         <w:t xml:space="preserve">📞 le numéro</w:t>
       </w:r>
       <w:r>
-        <w:t xml:space="preserve"> avec le logo WhatsApp (sur un client, le clic prépare le mot de fidélité), le rôle en pastille (avec « ⭐ Chef », le taux de commission), la boutique (« Toutes » pour un rôle sans boutique), le statut, et </w:t>
+        <w:t xml:space="preserve"> avec le logo WhatsApp (sur un vrai client, le clic envoie le mot de fidélité du numéro BMI, après une question), le rôle en pastille (avec « ⭐ Chef », le taux de commission), la boutique (« Toutes » pour un rôle sans boutique), le statut, et </w:t>
       </w:r>
       <w:r>
         <w:rPr>
@@ -11094,7 +11134,7 @@
         <w:sz w:val="14"/>
         <w:szCs w:val="14"/>
       </w:rPr>
-      <w:t xml:space="preserve">Version 2.101.425 de l'application  ·  1er octobre 2026  ·  document interne BMI Togo</w:t>
+      <w:t xml:space="preserve">Version 2.101.426 de l'application  ·  1er octobre 2026  ·  document interne BMI Togo</w:t>
     </w:r>
   </w:p>
 </w:ftr>

--- a/docs/manuel/chapitre-02-utilisateurs-roles-et-pouvoirs.docx
+++ b/docs/manuel/chapitre-02-utilisateurs-roles-et-pouvoirs.docx
@@ -322,7 +322,7 @@
                 <w:sz w:val="20"/>
                 <w:szCs w:val="20"/>
               </w:rPr>
-              <w:t xml:space="preserve">2.101.426</w:t>
+              <w:t xml:space="preserve">2.101.427</w:t>
             </w:r>
           </w:p>
         </w:tc>
@@ -11134,7 +11134,7 @@
         <w:sz w:val="14"/>
         <w:szCs w:val="14"/>
       </w:rPr>
-      <w:t xml:space="preserve">Version 2.101.426 de l'application  ·  1er octobre 2026  ·  document interne BMI Togo</w:t>
+      <w:t xml:space="preserve">Version 2.101.427 de l'application  ·  1er octobre 2026  ·  document interne BMI Togo</w:t>
     </w:r>
   </w:p>
 </w:ftr>

--- a/docs/manuel/chapitre-02-utilisateurs-roles-et-pouvoirs.docx
+++ b/docs/manuel/chapitre-02-utilisateurs-roles-et-pouvoirs.docx
@@ -322,7 +322,7 @@
                 <w:sz w:val="20"/>
                 <w:szCs w:val="20"/>
               </w:rPr>
-              <w:t xml:space="preserve">2.101.427</w:t>
+              <w:t xml:space="preserve">2.101.428</w:t>
             </w:r>
           </w:p>
         </w:tc>
@@ -11134,7 +11134,7 @@
         <w:sz w:val="14"/>
         <w:szCs w:val="14"/>
       </w:rPr>
-      <w:t xml:space="preserve">Version 2.101.427 de l'application  ·  1er octobre 2026  ·  document interne BMI Togo</w:t>
+      <w:t xml:space="preserve">Version 2.101.428 de l'application  ·  1er octobre 2026  ·  document interne BMI Togo</w:t>
     </w:r>
   </w:p>
 </w:ftr>

--- a/docs/manuel/chapitre-02-utilisateurs-roles-et-pouvoirs.docx
+++ b/docs/manuel/chapitre-02-utilisateurs-roles-et-pouvoirs.docx
@@ -322,7 +322,7 @@
                 <w:sz w:val="20"/>
                 <w:szCs w:val="20"/>
               </w:rPr>
-              <w:t xml:space="preserve">2.101.428</w:t>
+              <w:t xml:space="preserve">2.101.429</w:t>
             </w:r>
           </w:p>
         </w:tc>
@@ -11134,7 +11134,7 @@
         <w:sz w:val="14"/>
         <w:szCs w:val="14"/>
       </w:rPr>
-      <w:t xml:space="preserve">Version 2.101.428 de l'application  ·  1er octobre 2026  ·  document interne BMI Togo</w:t>
+      <w:t xml:space="preserve">Version 2.101.429 de l'application  ·  1er octobre 2026  ·  document interne BMI Togo</w:t>
     </w:r>
   </w:p>
 </w:ftr>

--- a/docs/manuel/chapitre-02-utilisateurs-roles-et-pouvoirs.docx
+++ b/docs/manuel/chapitre-02-utilisateurs-roles-et-pouvoirs.docx
@@ -322,7 +322,7 @@
                 <w:sz w:val="20"/>
                 <w:szCs w:val="20"/>
               </w:rPr>
-              <w:t xml:space="preserve">2.101.429</w:t>
+              <w:t xml:space="preserve">2.101.430</w:t>
             </w:r>
           </w:p>
         </w:tc>
@@ -3586,10 +3586,10 @@
           <w:b/>
           <w:bCs/>
         </w:rPr>
-        <w:t xml:space="preserve">🧲 Prospects — devis envoyé, rien acheté</w:t>
-      </w:r>
-      <w:r>
-        <w:t xml:space="preserve"> (sous la liste) : un compte qui a reçu un devis, n'en a validé aucun et n'a rien acheté n'est </w:t>
+        <w:t xml:space="preserve">🧲 Comptes prospects</w:t>
+      </w:r>
+      <w:r>
+        <w:t xml:space="preserve"> (bouton de la rangée des rôles, après « Clients ») : un compte qui a reçu un devis, n'en a validé aucun et n'a rien acheté n'est </w:t>
       </w:r>
       <w:r>
         <w:rPr>
@@ -3599,7 +3599,7 @@
         <w:t xml:space="preserve">pas encore un client</w:t>
       </w:r>
       <w:r>
-        <w:t xml:space="preserve">. Il quitte la liste des clients et son compteur, se lit dans ce bloc, et la recherche le trouve (badge « 🧲 Prospect ») avec tous ses gestes. Son compte marche comme celui d'un client (il peut valider et signer) ; il devient client </w:t>
+        <w:t xml:space="preserve">. Il quitte la liste des clients et son compteur, s'ouvre par ce bouton dans le même tableau (sous son nom : date du dernier devis et date d'archive), et la recherche le trouve (badge « 🧲 Prospect ») avec tous ses gestes. Son compte marche comme celui d'un client (il peut valider et signer) ; il devient client </w:t>
       </w:r>
       <w:r>
         <w:rPr>
@@ -3629,7 +3629,7 @@
         <w:t xml:space="preserve">📁 Clients archivés</w:t>
       </w:r>
       <w:r>
-        <w:t xml:space="preserve"> (sous la liste) : un client qui a reçu un devis mais n'a </w:t>
+        <w:t xml:space="preserve"> (bouton de la rangée des rôles, après « 🧲 Comptes prospects ») : un client qui a reçu un devis mais n'a </w:t>
       </w:r>
       <w:r>
         <w:rPr>
@@ -3649,7 +3649,7 @@
         <w:t xml:space="preserve">30 jours après son dernier devis</w:t>
       </w:r>
       <w:r>
-        <w:t xml:space="preserve">. Il reste trouvable par la recherche (badge « 📁 Archivé ») et se lit dans ce bloc, avec sa date d'archive. </w:t>
+        <w:t xml:space="preserve">. Il reste trouvable par la recherche (badge « 📁 Archivé ») et s'ouvre par ce bouton dans le même tableau, avec sa date d'archive et celle où l'effacement sera proposé. </w:t>
       </w:r>
       <w:r>
         <w:rPr>
@@ -11134,7 +11134,7 @@
         <w:sz w:val="14"/>
         <w:szCs w:val="14"/>
       </w:rPr>
-      <w:t xml:space="preserve">Version 2.101.429 de l'application  ·  1er octobre 2026  ·  document interne BMI Togo</w:t>
+      <w:t xml:space="preserve">Version 2.101.430 de l'application  ·  1er octobre 2026  ·  document interne BMI Togo</w:t>
     </w:r>
   </w:p>
 </w:ftr>

--- a/docs/manuel/chapitre-02-utilisateurs-roles-et-pouvoirs.docx
+++ b/docs/manuel/chapitre-02-utilisateurs-roles-et-pouvoirs.docx
@@ -322,7 +322,7 @@
                 <w:sz w:val="20"/>
                 <w:szCs w:val="20"/>
               </w:rPr>
-              <w:t xml:space="preserve">2.101.430</w:t>
+              <w:t xml:space="preserve">2.101.431</w:t>
             </w:r>
           </w:p>
         </w:tc>
@@ -3670,6 +3670,63 @@
       </w:r>
       <w:r>
         <w:t xml:space="preserve"> de l'effacer ; seul l'administrateur principal décide.</w:t>
+      </w:r>
+    </w:p>
+    <w:p>
+      <w:pPr>
+        <w:pStyle w:val="ListParagraph"/>
+        <w:numPr>
+          <w:ilvl w:val="0"/>
+          <w:numId w:val="2"/>
+        </w:numPr>
+        <w:spacing w:after="80"/>
+      </w:pPr>
+      <w:r>
+        <w:rPr>
+          <w:b/>
+          <w:bCs/>
+        </w:rPr>
+        <w:t xml:space="preserve">🆕 Comptes sans activité</w:t>
+      </w:r>
+      <w:r>
+        <w:t xml:space="preserve"> (bouton de la rangée des rôles, après « 📁 Clients archivés ») : un compte client créé (🙋 Créer un client, 👥 Utilisateurs…) qui n'a </w:t>
+      </w:r>
+      <w:r>
+        <w:rPr>
+          <w:b/>
+          <w:bCs/>
+        </w:rPr>
+        <w:t xml:space="preserve">reçu aucun devis et n'a rien acheté</w:t>
+      </w:r>
+      <w:r>
+        <w:t xml:space="preserve"> n'est ni prospect ni client. Il quitte la liste des clients et son compteur, s'ouvre par ce bouton (sous son nom : « Créé le … par … »), et la recherche le trouve (badge « 🆕 Sans activité »). Le mot de fidélité ne lui est pas envoyé. Il devient </w:t>
+      </w:r>
+      <w:r>
+        <w:rPr>
+          <w:b/>
+          <w:bCs/>
+        </w:rPr>
+        <w:t xml:space="preserve">prospect</w:t>
+      </w:r>
+      <w:r>
+        <w:t xml:space="preserve"> tout seul dès qu'un devis lui part, et </w:t>
+      </w:r>
+      <w:r>
+        <w:rPr>
+          <w:b/>
+          <w:bCs/>
+        </w:rPr>
+        <w:t xml:space="preserve">client</w:t>
+      </w:r>
+      <w:r>
+        <w:t xml:space="preserve"> dès son premier achat. Rien n'est archivé ni effacé ici. </w:t>
+      </w:r>
+      <w:r>
+        <w:rPr>
+          <w:b/>
+          <w:bCs/>
+        </w:rPr>
+        <w:t xml:space="preserve">« Clients » ne contient donc plus que ceux qui ont acheté ou validé un devis.</w:t>
       </w:r>
     </w:p>
     <w:p>
@@ -11134,7 +11191,7 @@
         <w:sz w:val="14"/>
         <w:szCs w:val="14"/>
       </w:rPr>
-      <w:t xml:space="preserve">Version 2.101.430 de l'application  ·  1er octobre 2026  ·  document interne BMI Togo</w:t>
+      <w:t xml:space="preserve">Version 2.101.431 de l'application  ·  1er octobre 2026  ·  document interne BMI Togo</w:t>
     </w:r>
   </w:p>
 </w:ftr>

--- a/docs/manuel/chapitre-02-utilisateurs-roles-et-pouvoirs.docx
+++ b/docs/manuel/chapitre-02-utilisateurs-roles-et-pouvoirs.docx
@@ -322,7 +322,7 @@
                 <w:sz w:val="20"/>
                 <w:szCs w:val="20"/>
               </w:rPr>
-              <w:t xml:space="preserve">2.101.431</w:t>
+              <w:t xml:space="preserve">2.101.432</w:t>
             </w:r>
           </w:p>
         </w:tc>
@@ -11191,7 +11191,7 @@
         <w:sz w:val="14"/>
         <w:szCs w:val="14"/>
       </w:rPr>
-      <w:t xml:space="preserve">Version 2.101.431 de l'application  ·  1er octobre 2026  ·  document interne BMI Togo</w:t>
+      <w:t xml:space="preserve">Version 2.101.432 de l'application  ·  1er octobre 2026  ·  document interne BMI Togo</w:t>
     </w:r>
   </w:p>
 </w:ftr>

--- a/docs/manuel/chapitre-02-utilisateurs-roles-et-pouvoirs.docx
+++ b/docs/manuel/chapitre-02-utilisateurs-roles-et-pouvoirs.docx
@@ -322,7 +322,7 @@
                 <w:sz w:val="20"/>
                 <w:szCs w:val="20"/>
               </w:rPr>
-              <w:t xml:space="preserve">2.101.432</w:t>
+              <w:t xml:space="preserve">2.101.433</w:t>
             </w:r>
           </w:p>
         </w:tc>
@@ -11191,7 +11191,7 @@
         <w:sz w:val="14"/>
         <w:szCs w:val="14"/>
       </w:rPr>
-      <w:t xml:space="preserve">Version 2.101.432 de l'application  ·  1er octobre 2026  ·  document interne BMI Togo</w:t>
+      <w:t xml:space="preserve">Version 2.101.433 de l'application  ·  1er octobre 2026  ·  document interne BMI Togo</w:t>
     </w:r>
   </w:p>
 </w:ftr>

--- a/docs/manuel/chapitre-02-utilisateurs-roles-et-pouvoirs.docx
+++ b/docs/manuel/chapitre-02-utilisateurs-roles-et-pouvoirs.docx
@@ -322,7 +322,7 @@
                 <w:sz w:val="20"/>
                 <w:szCs w:val="20"/>
               </w:rPr>
-              <w:t xml:space="preserve">2.101.433</w:t>
+              <w:t xml:space="preserve">2.101.434</w:t>
             </w:r>
           </w:p>
         </w:tc>
@@ -11191,7 +11191,7 @@
         <w:sz w:val="14"/>
         <w:szCs w:val="14"/>
       </w:rPr>
-      <w:t xml:space="preserve">Version 2.101.433 de l'application  ·  1er octobre 2026  ·  document interne BMI Togo</w:t>
+      <w:t xml:space="preserve">Version 2.101.434 de l'application  ·  1er octobre 2026  ·  document interne BMI Togo</w:t>
     </w:r>
   </w:p>
 </w:ftr>

--- a/docs/manuel/chapitre-02-utilisateurs-roles-et-pouvoirs.docx
+++ b/docs/manuel/chapitre-02-utilisateurs-roles-et-pouvoirs.docx
@@ -322,7 +322,7 @@
                 <w:sz w:val="20"/>
                 <w:szCs w:val="20"/>
               </w:rPr>
-              <w:t xml:space="preserve">2.101.434</w:t>
+              <w:t xml:space="preserve">2.101.435</w:t>
             </w:r>
           </w:p>
         </w:tc>
@@ -11191,7 +11191,7 @@
         <w:sz w:val="14"/>
         <w:szCs w:val="14"/>
       </w:rPr>
-      <w:t xml:space="preserve">Version 2.101.434 de l'application  ·  1er octobre 2026  ·  document interne BMI Togo</w:t>
+      <w:t xml:space="preserve">Version 2.101.435 de l'application  ·  1er octobre 2026  ·  document interne BMI Togo</w:t>
     </w:r>
   </w:p>
 </w:ftr>

--- a/docs/manuel/chapitre-02-utilisateurs-roles-et-pouvoirs.docx
+++ b/docs/manuel/chapitre-02-utilisateurs-roles-et-pouvoirs.docx
@@ -322,7 +322,7 @@
                 <w:sz w:val="20"/>
                 <w:szCs w:val="20"/>
               </w:rPr>
-              <w:t xml:space="preserve">2.101.435</w:t>
+              <w:t xml:space="preserve">2.101.436</w:t>
             </w:r>
           </w:p>
         </w:tc>
@@ -11191,7 +11191,7 @@
         <w:sz w:val="14"/>
         <w:szCs w:val="14"/>
       </w:rPr>
-      <w:t xml:space="preserve">Version 2.101.435 de l'application  ·  1er octobre 2026  ·  document interne BMI Togo</w:t>
+      <w:t xml:space="preserve">Version 2.101.436 de l'application  ·  1er octobre 2026  ·  document interne BMI Togo</w:t>
     </w:r>
   </w:p>
 </w:ftr>

--- a/docs/manuel/chapitre-02-utilisateurs-roles-et-pouvoirs.docx
+++ b/docs/manuel/chapitre-02-utilisateurs-roles-et-pouvoirs.docx
@@ -322,7 +322,7 @@
                 <w:sz w:val="20"/>
                 <w:szCs w:val="20"/>
               </w:rPr>
-              <w:t xml:space="preserve">2.101.436</w:t>
+              <w:t xml:space="preserve">2.101.437</w:t>
             </w:r>
           </w:p>
         </w:tc>
@@ -4415,7 +4415,7 @@
                 <w:sz w:val="19"/>
                 <w:szCs w:val="19"/>
               </w:rPr>
-              <w:t xml:space="preserve">💵 Salaire · 📈 Taux % · + Prime · − Avance · 🏦 Banque · 💸 Virement · Annuler virement · les crédits (Approuver / Refuser / + Remboursement)</w:t>
+              <w:t xml:space="preserve">💵 Salaire · 📈 Taux % · 📅 Paie suivie depuis · 📅 Embauche · + Prime · − Avance · 🏦 Banque · 💸 Virement · Annuler virement · les crédits (Approuver / Refuser / + Remboursement)</w:t>
             </w:r>
           </w:p>
         </w:tc>
@@ -11191,7 +11191,7 @@
         <w:sz w:val="14"/>
         <w:szCs w:val="14"/>
       </w:rPr>
-      <w:t xml:space="preserve">Version 2.101.436 de l'application  ·  1er octobre 2026  ·  document interne BMI Togo</w:t>
+      <w:t xml:space="preserve">Version 2.101.437 de l'application  ·  1er octobre 2026  ·  document interne BMI Togo</w:t>
     </w:r>
   </w:p>
 </w:ftr>
